--- a/data/revised_2026-10_full/tracked/v2/Core_Mathematics/SS2.1_Similarity_and_Enlargement/Core_Mathematics_Similarity_and_Enlargement_FinalExplanation_TRACKED.docx
+++ b/data/revised_2026-10_full/tracked/v2/Core_Mathematics/SS2.1_Similarity_and_Enlargement/Core_Mathematics_Similarity_and_Enlargement_FinalExplanation_TRACKED.docx
@@ -436,7 +436,7 @@
               </w:rPr>
               <w:t xml:space="preserve">This is your Final Explanation for the unit. Think back to the Kisumu school plan labelled Scale 1 : 200 and the two water tanks, one of which holds 8 times as much water as the other. Answer every section in your own words. Use the evidence you collected in Lessons 1 to 8, including your measurements, tables</w:t>
             </w:r>
-            <w:del w:id="9001" w:author="Claude (AI) - proposed" w:date="2026-10-15T20:13:55Z">
+            <w:del w:id="9001" w:author="Claude (AI) - proposed" w:date="2026-10-18T00:27:23Z">
               <w:r>
                 <w:rPr>
                   <w:rFonts w:ascii="Arial" w:cs="Arial" w:eastAsia="Arial" w:hAnsi="Arial"/>
@@ -451,7 +451,7 @@
                 <w:delText xml:space="preserve"> and models</w:delText>
               </w:r>
             </w:del>
-            <w:ins w:id="9002" w:author="Claude (AI) - proposed" w:date="2026-10-15T20:13:55Z">
+            <w:ins w:id="9002" w:author="Claude (AI) - proposed" w:date="2026-10-18T00:27:23Z">
               <w:r>
                 <w:rPr>
                   <w:rFonts w:ascii="Arial" w:cs="Arial" w:eastAsia="Arial" w:hAnsi="Arial"/>
@@ -574,7 +574,7 @@
               </w:rPr>
               <w:t xml:space="preserve">The Kisumu school plan is labelled Scale 1 : 200. A classroom block that is 10 m wide appears on the plan with a certain width. (a) State the two conditions that must be true for two figures to be similar. (b) Calculate the width of the classroom block on the plan in centimetres, and write the L.S.F as a fraction. (c) Explain why every window, door and corridor on the plan is still in the right proportion even though the whole school compound fits on one </w:t>
             </w:r>
-            <w:del w:id="9003" w:author="Claude (AI) - proposed" w:date="2026-10-15T20:13:55Z">
+            <w:del w:id="9003" w:author="Claude (AI) - proposed" w:date="2026-10-18T00:27:23Z">
               <w:r>
                 <w:rPr>
                   <w:rFonts w:ascii="Arial" w:cs="Arial" w:eastAsia="Arial" w:hAnsi="Arial"/>
@@ -589,7 +589,7 @@
                 <w:delText xml:space="preserve">A3</w:delText>
               </w:r>
             </w:del>
-            <w:ins w:id="9004" w:author="Claude (AI) - proposed" w:date="2026-10-15T20:13:55Z">
+            <w:ins w:id="9004" w:author="Claude (AI) - proposed" w:date="2026-10-18T00:27:23Z">
               <w:r>
                 <w:rPr>
                   <w:rFonts w:ascii="Arial" w:cs="Arial" w:eastAsia="Arial" w:hAnsi="Arial"/>
@@ -883,7 +883,7 @@
               </w:rPr>
               <w:t xml:space="preserve">In Lesson 5 you compared similar rectangles and triangles. (a) A student predicts that doubling every length of a rectangle doubles its area. Use a rectangle 3 cm by 2 cm and its enlargement with L.S.F 2 to test this prediction. (b) State the rule connecting A.S.F and L.S.F and explain why it works. (c) </w:t>
             </w:r>
-            <w:del w:id="9005" w:author="Claude (AI) - proposed" w:date="2026-10-15T20:13:55Z">
+            <w:del w:id="9005" w:author="Claude (AI) - proposed" w:date="2026-10-18T00:27:23Z">
               <w:r>
                 <w:rPr>
                   <w:rFonts w:ascii="Arial" w:cs="Arial" w:eastAsia="Arial" w:hAnsi="Arial"/>
@@ -898,7 +898,7 @@
                 <w:delText xml:space="preserve">The base of a 2</w:delText>
               </w:r>
             </w:del>
-            <w:ins w:id="9006" w:author="Claude (AI) - proposed" w:date="2026-10-15T20:13:55Z">
+            <w:ins w:id="9006" w:author="Claude (AI) - proposed" w:date="2026-10-18T00:27:23Z">
               <w:r>
                 <w:rPr>
                   <w:rFonts w:ascii="Arial" w:cs="Arial" w:eastAsia="Arial" w:hAnsi="Arial"/>
@@ -926,7 +926,7 @@
               </w:rPr>
               <w:t xml:space="preserve"> kg Unga Pembe </w:t>
             </w:r>
-            <w:del w:id="9007" w:author="Claude (AI) - proposed" w:date="2026-10-15T20:13:55Z">
+            <w:del w:id="9007" w:author="Claude (AI) - proposed" w:date="2026-10-18T00:27:23Z">
               <w:r>
                 <w:rPr>
                   <w:rFonts w:ascii="Arial" w:cs="Arial" w:eastAsia="Arial" w:hAnsi="Arial"/>
@@ -941,7 +941,7 @@
                 <w:delText xml:space="preserve">flour packet</w:delText>
               </w:r>
             </w:del>
-            <w:ins w:id="9008" w:author="Claude (AI) - proposed" w:date="2026-10-15T20:13:55Z">
+            <w:ins w:id="9008" w:author="Claude (AI) - proposed" w:date="2026-10-18T00:27:23Z">
               <w:r>
                 <w:rPr>
                   <w:rFonts w:ascii="Arial" w:cs="Arial" w:eastAsia="Arial" w:hAnsi="Arial"/>
@@ -969,7 +969,7 @@
               </w:rPr>
               <w:t xml:space="preserve"> has an area 4 times </w:t>
             </w:r>
-            <w:del w:id="9009" w:author="Claude (AI) - proposed" w:date="2026-10-15T20:13:55Z">
+            <w:del w:id="9009" w:author="Claude (AI) - proposed" w:date="2026-10-18T00:27:23Z">
               <w:r>
                 <w:rPr>
                   <w:rFonts w:ascii="Arial" w:cs="Arial" w:eastAsia="Arial" w:hAnsi="Arial"/>
@@ -984,7 +984,7 @@
                 <w:delText xml:space="preserve">that of the 1 kg packet</w:delText>
               </w:r>
             </w:del>
-            <w:ins w:id="9010" w:author="Claude (AI) - proposed" w:date="2026-10-15T20:13:55Z">
+            <w:ins w:id="9010" w:author="Claude (AI) - proposed" w:date="2026-10-18T00:27:23Z">
               <w:r>
                 <w:rPr>
                   <w:rFonts w:ascii="Arial" w:cs="Arial" w:eastAsia="Arial" w:hAnsi="Arial"/>
@@ -1012,7 +1012,7 @@
               </w:rPr>
               <w:t xml:space="preserve">. What is the L.S.F between the </w:t>
             </w:r>
-            <w:del w:id="9011" w:author="Claude (AI) - proposed" w:date="2026-10-15T20:13:55Z">
+            <w:del w:id="9011" w:author="Claude (AI) - proposed" w:date="2026-10-18T00:27:23Z">
               <w:r>
                 <w:rPr>
                   <w:rFonts w:ascii="Arial" w:cs="Arial" w:eastAsia="Arial" w:hAnsi="Arial"/>
@@ -1027,7 +1027,7 @@
                 <w:delText xml:space="preserve">two bases</w:delText>
               </w:r>
             </w:del>
-            <w:ins w:id="9012" w:author="Claude (AI) - proposed" w:date="2026-10-15T20:13:55Z">
+            <w:ins w:id="9012" w:author="Claude (AI) - proposed" w:date="2026-10-18T00:27:23Z">
               <w:r>
                 <w:rPr>
                   <w:rFonts w:ascii="Arial" w:cs="Arial" w:eastAsia="Arial" w:hAnsi="Arial"/>
@@ -2034,7 +2034,7 @@
               <w:spacing w:after="40" w:before="0"/>
               <w:jc w:val="left"/>
             </w:pPr>
-            <w:ins w:id="9013" w:author="Claude (AI) - proposed" w:date="2026-10-15T20:13:55Z">
+            <w:ins w:id="9013" w:author="Claude (AI) - proposed" w:date="2026-10-18T00:27:23Z">
               <w:r>
                 <w:rPr>
                   <w:rFonts w:ascii="Arial" w:cs="Arial" w:eastAsia="Arial" w:hAnsi="Arial"/>
@@ -2082,7 +2082,7 @@
               <w:spacing w:after="40" w:before="0"/>
               <w:jc w:val="left"/>
             </w:pPr>
-            <w:ins w:id="9014" w:author="Claude (AI) - proposed" w:date="2026-10-15T20:13:55Z">
+            <w:ins w:id="9014" w:author="Claude (AI) - proposed" w:date="2026-10-18T00:27:23Z">
               <w:r>
                 <w:rPr>
                   <w:rFonts w:ascii="Arial" w:cs="Arial" w:eastAsia="Arial" w:hAnsi="Arial"/>
@@ -2130,7 +2130,7 @@
               <w:spacing w:after="40" w:before="0"/>
               <w:jc w:val="left"/>
             </w:pPr>
-            <w:ins w:id="9015" w:author="Claude (AI) - proposed" w:date="2026-10-15T20:13:55Z">
+            <w:ins w:id="9015" w:author="Claude (AI) - proposed" w:date="2026-10-18T00:27:23Z">
               <w:r>
                 <w:rPr>
                   <w:rFonts w:ascii="Arial" w:cs="Arial" w:eastAsia="Arial" w:hAnsi="Arial"/>
@@ -2213,7 +2213,7 @@
               <w:spacing w:after="40" w:before="0"/>
               <w:jc w:val="left"/>
             </w:pPr>
-            <w:ins w:id="9016" w:author="Claude (AI) - proposed" w:date="2026-10-15T20:13:55Z">
+            <w:ins w:id="9016" w:author="Claude (AI) - proposed" w:date="2026-10-18T00:27:23Z">
               <w:r>
                 <w:rPr>
                   <w:rFonts w:ascii="Arial" w:cs="Arial" w:eastAsia="Arial" w:hAnsi="Arial"/>
@@ -2261,7 +2261,7 @@
               <w:spacing w:after="40" w:before="0"/>
               <w:jc w:val="left"/>
             </w:pPr>
-            <w:ins w:id="9017" w:author="Claude (AI) - proposed" w:date="2026-10-15T20:13:55Z">
+            <w:ins w:id="9017" w:author="Claude (AI) - proposed" w:date="2026-10-18T00:27:23Z">
               <w:r>
                 <w:rPr>
                   <w:rFonts w:ascii="Arial" w:cs="Arial" w:eastAsia="Arial" w:hAnsi="Arial"/>
@@ -2309,7 +2309,7 @@
               <w:spacing w:after="40" w:before="0"/>
               <w:jc w:val="left"/>
             </w:pPr>
-            <w:ins w:id="9018" w:author="Claude (AI) - proposed" w:date="2026-10-15T20:13:55Z">
+            <w:ins w:id="9018" w:author="Claude (AI) - proposed" w:date="2026-10-18T00:27:23Z">
               <w:r>
                 <w:rPr>
                   <w:rFonts w:ascii="Arial" w:cs="Arial" w:eastAsia="Arial" w:hAnsi="Arial"/>
@@ -2392,7 +2392,7 @@
               <w:spacing w:after="40" w:before="0"/>
               <w:jc w:val="left"/>
             </w:pPr>
-            <w:ins w:id="9019" w:author="Claude (AI) - proposed" w:date="2026-10-15T20:13:55Z">
+            <w:ins w:id="9019" w:author="Claude (AI) - proposed" w:date="2026-10-18T00:27:23Z">
               <w:r>
                 <w:rPr>
                   <w:rFonts w:ascii="Arial" w:cs="Arial" w:eastAsia="Arial" w:hAnsi="Arial"/>
@@ -2440,7 +2440,7 @@
               <w:spacing w:after="40" w:before="0"/>
               <w:jc w:val="left"/>
             </w:pPr>
-            <w:ins w:id="9020" w:author="Claude (AI) - proposed" w:date="2026-10-15T20:13:55Z">
+            <w:ins w:id="9020" w:author="Claude (AI) - proposed" w:date="2026-10-18T00:27:23Z">
               <w:r>
                 <w:rPr>
                   <w:rFonts w:ascii="Arial" w:cs="Arial" w:eastAsia="Arial" w:hAnsi="Arial"/>
@@ -2488,7 +2488,7 @@
               <w:spacing w:after="40" w:before="0"/>
               <w:jc w:val="left"/>
             </w:pPr>
-            <w:ins w:id="9021" w:author="Claude (AI) - proposed" w:date="2026-10-15T20:13:55Z">
+            <w:ins w:id="9021" w:author="Claude (AI) - proposed" w:date="2026-10-18T00:27:23Z">
               <w:r>
                 <w:rPr>
                   <w:rFonts w:ascii="Arial" w:cs="Arial" w:eastAsia="Arial" w:hAnsi="Arial"/>
@@ -2571,7 +2571,7 @@
               <w:spacing w:after="40" w:before="0"/>
               <w:jc w:val="left"/>
             </w:pPr>
-            <w:ins w:id="9022" w:author="Claude (AI) - proposed" w:date="2026-10-15T20:13:55Z">
+            <w:ins w:id="9022" w:author="Claude (AI) - proposed" w:date="2026-10-18T00:27:23Z">
               <w:r>
                 <w:rPr>
                   <w:rFonts w:ascii="Arial" w:cs="Arial" w:eastAsia="Arial" w:hAnsi="Arial"/>
@@ -2619,7 +2619,7 @@
               <w:spacing w:after="40" w:before="0"/>
               <w:jc w:val="left"/>
             </w:pPr>
-            <w:ins w:id="9023" w:author="Claude (AI) - proposed" w:date="2026-10-15T20:13:55Z">
+            <w:ins w:id="9023" w:author="Claude (AI) - proposed" w:date="2026-10-18T00:27:23Z">
               <w:r>
                 <w:rPr>
                   <w:rFonts w:ascii="Arial" w:cs="Arial" w:eastAsia="Arial" w:hAnsi="Arial"/>
@@ -2667,7 +2667,7 @@
               <w:spacing w:after="40" w:before="0"/>
               <w:jc w:val="left"/>
             </w:pPr>
-            <w:ins w:id="9024" w:author="Claude (AI) - proposed" w:date="2026-10-15T20:13:55Z">
+            <w:ins w:id="9024" w:author="Claude (AI) - proposed" w:date="2026-10-18T00:27:23Z">
               <w:r>
                 <w:rPr>
                   <w:rFonts w:ascii="Arial" w:cs="Arial" w:eastAsia="Arial" w:hAnsi="Arial"/>
@@ -2750,7 +2750,7 @@
               <w:spacing w:after="40" w:before="0"/>
               <w:jc w:val="left"/>
             </w:pPr>
-            <w:ins w:id="9025" w:author="Claude (AI) - proposed" w:date="2026-10-15T20:13:55Z">
+            <w:ins w:id="9025" w:author="Claude (AI) - proposed" w:date="2026-10-18T00:27:23Z">
               <w:r>
                 <w:rPr>
                   <w:rFonts w:ascii="Arial" w:cs="Arial" w:eastAsia="Arial" w:hAnsi="Arial"/>
@@ -2798,7 +2798,7 @@
               <w:spacing w:after="40" w:before="0"/>
               <w:jc w:val="left"/>
             </w:pPr>
-            <w:ins w:id="9026" w:author="Claude (AI) - proposed" w:date="2026-10-15T20:13:55Z">
+            <w:ins w:id="9026" w:author="Claude (AI) - proposed" w:date="2026-10-18T00:27:23Z">
               <w:r>
                 <w:rPr>
                   <w:rFonts w:ascii="Arial" w:cs="Arial" w:eastAsia="Arial" w:hAnsi="Arial"/>
@@ -2846,7 +2846,7 @@
               <w:spacing w:after="40" w:before="0"/>
               <w:jc w:val="left"/>
             </w:pPr>
-            <w:ins w:id="9027" w:author="Claude (AI) - proposed" w:date="2026-10-15T20:13:55Z">
+            <w:ins w:id="9027" w:author="Claude (AI) - proposed" w:date="2026-10-18T00:27:23Z">
               <w:r>
                 <w:rPr>
                   <w:rFonts w:ascii="Arial" w:cs="Arial" w:eastAsia="Arial" w:hAnsi="Arial"/>
@@ -2996,7 +2996,7 @@
         </w:rPr>
         <w:t xml:space="preserve">© 2026 SeaVuria and ARES. This work is licensed under a </w:t>
       </w:r>
-      <w:hyperlink w:history="1" r:id="rIdxpnhi7gpucoq2pe229ish">
+      <w:hyperlink w:history="1" r:id="rId5fllejriupntak5db4kzx">
         <w:r>
           <w:rPr>
             <w:rFonts w:ascii="Arial" w:cs="Arial" w:eastAsia="Arial" w:hAnsi="Arial"/>
@@ -3016,7 +3016,7 @@
         </w:rPr>
         <w:t xml:space="preserve"> (</w:t>
       </w:r>
-      <w:hyperlink w:history="1" r:id="rIdcyjydf3ep43fumxsgdpg4">
+      <w:hyperlink w:history="1" r:id="rIdhbtly0frig8khapokhaoi">
         <w:r>
           <w:rPr>
             <w:rFonts w:ascii="Arial" w:cs="Arial" w:eastAsia="Arial" w:hAnsi="Arial"/>
@@ -3036,7 +3036,7 @@
         </w:rPr>
         <w:t xml:space="preserve">). To view a copy of this license, visit </w:t>
       </w:r>
-      <w:hyperlink w:history="1" r:id="rId4m-qsdd2-zogorwcvyg9p">
+      <w:hyperlink w:history="1" r:id="rIdp15vhtcpb98oc0hjzrsdx">
         <w:r>
           <w:rPr>
             <w:rFonts w:ascii="Arial" w:cs="Arial" w:eastAsia="Arial" w:hAnsi="Arial"/>
